--- a/Assets/GDD_May/00_MASTER_INDEX.docx
+++ b/Assets/GDD_May/00_MASTER_INDEX.docx
@@ -5544,7 +5544,7 @@
           <w:sz w:val="18"/>
           <w:szCs w:val="18"/>
         </w:rPr>
-        <w:t xml:space="preserve">🔴  Third Miko Clan ability:  </w:t>
+        <w:t xml:space="preserve">🔴  Miko Clan abilities:  </w:t>
       </w:r>
       <w:r>
         <w:rPr>
@@ -5555,7 +5555,7 @@
           <w:sz w:val="18"/>
           <w:szCs w:val="18"/>
         </w:rPr>
-        <w:t xml:space="preserve">Calming Touch (ability 2) confirmed. Third ability not yet decided.</w:t>
+        <w:t xml:space="preserve">Heart Reading confirmed (Echo Walk hint). Miko's Blessing draft (heal on persuasion success, may change). Calming Touch removed from Miko kit — Tomoe has no active powers; concept reserved for potential Yoru light ability post-demo. Second Miko ability slot TBD.</w:t>
       </w:r>
     </w:p>
     <w:p>
